--- a/src/templates/panduan-acara.docx
+++ b/src/templates/panduan-acara.docx
@@ -503,7 +503,6 @@
     <w:p>
       <w:pPr>
         <w:pStyle w:val="BodyText"/>
-        <w:spacing w:before="197"/>
         <w:rPr>
           <w:sz w:val="20"/>
         </w:rPr>
@@ -557,57 +556,7 @@
                 <w:b/>
                 <w:sz w:val="36"/>
               </w:rPr>
-              <w:t>{</w:t>
-            </w:r>
-            <w:r>
-              <w:rPr>
-                <w:b/>
-                <w:sz w:val="36"/>
-              </w:rPr>
-              <w:t>event.date</w:t>
-            </w:r>
-            <w:r>
-              <w:rPr>
-                <w:b/>
-                <w:sz w:val="36"/>
-              </w:rPr>
-              <w:t>}</w:t>
-            </w:r>
-            <w:r>
-              <w:rPr>
-                <w:b/>
-                <w:sz w:val="36"/>
-              </w:rPr>
-              <w:t xml:space="preserve"> di</w:t>
-            </w:r>
-            <w:r>
-              <w:rPr>
-                <w:b/>
-                <w:spacing w:val="-5"/>
-                <w:sz w:val="36"/>
-              </w:rPr>
-              <w:t xml:space="preserve"> </w:t>
-            </w:r>
-            <w:r>
-              <w:rPr>
-                <w:b/>
-                <w:sz w:val="36"/>
-              </w:rPr>
-              <w:t>{</w:t>
-            </w:r>
-            <w:r>
-              <w:rPr>
-                <w:b/>
-                <w:sz w:val="36"/>
-              </w:rPr>
-              <w:t>event.venueName</w:t>
-            </w:r>
-            <w:r>
-              <w:rPr>
-                <w:b/>
-                <w:sz w:val="36"/>
-              </w:rPr>
-              <w:t>}</w:t>
+              <w:t>{events[0].date} di {events[0].venueName}</w:t>
             </w:r>
           </w:p>
         </w:tc>
@@ -634,34 +583,61 @@
               <w:rPr>
                 <w:sz w:val="36"/>
               </w:rPr>
-              <w:t>Akad</w:t>
+              <w:t>{FOR event IN events}</w:t>
             </w:r>
+          </w:p>
+        </w:tc>
+        <w:tc>
+          <w:tcPr>
+            <w:tcW w:w="7454" w:type="dxa"/>
+          </w:tcPr>
+          <w:p>
+            <w:pPr>
+              <w:pStyle w:val="TableParagraph"/>
+              <w:spacing w:before="66"/>
+              <w:ind w:left="144"/>
+              <w:rPr>
+                <w:sz w:val="36"/>
+              </w:rPr>
+            </w:pPr>
+          </w:p>
+        </w:tc>
+      </w:tr>
+      <w:tr>
+        <w:trPr>
+          <w:trHeight w:val="556"/>
+          <w:jc w:val="center"/>
+        </w:trPr>
+        <w:tc>
+          <w:tcPr>
+            <w:tcW w:w="3941" w:type="dxa"/>
+          </w:tcPr>
+          <w:p>
+            <w:pPr>
+              <w:pStyle w:val="TableParagraph"/>
+              <w:spacing w:before="66"/>
+              <w:ind w:left="144"/>
+              <w:rPr>
+                <w:sz w:val="36"/>
+              </w:rPr>
+            </w:pPr>
             <w:r>
               <w:rPr>
-                <w:spacing w:val="-2"/>
                 <w:sz w:val="36"/>
               </w:rPr>
-              <w:t xml:space="preserve"> </w:t>
+              <w:t>{</w:t>
             </w:r>
             <w:r>
               <w:rPr>
                 <w:sz w:val="36"/>
               </w:rPr>
-              <w:t>Nikah dan</w:t>
+              <w:t>$</w:t>
             </w:r>
             <w:r>
               <w:rPr>
-                <w:spacing w:val="-1"/>
                 <w:sz w:val="36"/>
               </w:rPr>
-              <w:t xml:space="preserve"> </w:t>
-            </w:r>
-            <w:r>
-              <w:rPr>
-                <w:spacing w:val="-2"/>
-                <w:sz w:val="36"/>
-              </w:rPr>
-              <w:t>Sawer</w:t>
+              <w:t>event.type}</w:t>
             </w:r>
           </w:p>
         </w:tc>
@@ -682,87 +658,31 @@
               <w:rPr>
                 <w:sz w:val="36"/>
               </w:rPr>
-              <w:t>Jam</w:t>
-            </w:r>
-            <w:r>
-              <w:rPr>
-                <w:spacing w:val="-2"/>
-                <w:sz w:val="36"/>
-              </w:rPr>
-              <w:t xml:space="preserve"> </w:t>
+              <w:t>Jam {</w:t>
             </w:r>
             <w:r>
               <w:rPr>
                 <w:sz w:val="36"/>
               </w:rPr>
-              <w:t>{</w:t>
+              <w:t>$</w:t>
             </w:r>
             <w:r>
               <w:rPr>
                 <w:sz w:val="36"/>
               </w:rPr>
-              <w:t>event.</w:t>
+              <w:t>event.start} – {</w:t>
             </w:r>
             <w:r>
               <w:rPr>
                 <w:sz w:val="36"/>
               </w:rPr>
-              <w:t>akad.start</w:t>
+              <w:t>$</w:t>
             </w:r>
             <w:r>
               <w:rPr>
                 <w:sz w:val="36"/>
               </w:rPr>
-              <w:t>}</w:t>
-            </w:r>
-            <w:r>
-              <w:rPr>
-                <w:sz w:val="36"/>
-              </w:rPr>
-              <w:t xml:space="preserve"> –</w:t>
-            </w:r>
-            <w:r>
-              <w:rPr>
-                <w:sz w:val="36"/>
-              </w:rPr>
-              <w:t xml:space="preserve"> </w:t>
-            </w:r>
-            <w:r>
-              <w:rPr>
-                <w:sz w:val="36"/>
-              </w:rPr>
-              <w:t>{</w:t>
-            </w:r>
-            <w:r>
-              <w:rPr>
-                <w:sz w:val="36"/>
-              </w:rPr>
-              <w:t>event.</w:t>
-            </w:r>
-            <w:r>
-              <w:rPr>
-                <w:sz w:val="36"/>
-              </w:rPr>
-              <w:t>akad.end</w:t>
-            </w:r>
-            <w:r>
-              <w:rPr>
-                <w:sz w:val="36"/>
-              </w:rPr>
-              <w:t>}</w:t>
-            </w:r>
-            <w:r>
-              <w:rPr>
-                <w:sz w:val="36"/>
-              </w:rPr>
-              <w:t xml:space="preserve"> </w:t>
-            </w:r>
-            <w:r>
-              <w:rPr>
-                <w:spacing w:val="-5"/>
-                <w:sz w:val="36"/>
-              </w:rPr>
-              <w:t>WIB</w:t>
+              <w:t>event.end} WIB</w:t>
             </w:r>
           </w:p>
         </w:tc>
@@ -789,21 +709,7 @@
               <w:rPr>
                 <w:sz w:val="36"/>
               </w:rPr>
-              <w:t>Resepsi</w:t>
-            </w:r>
-            <w:r>
-              <w:rPr>
-                <w:spacing w:val="-4"/>
-                <w:sz w:val="36"/>
-              </w:rPr>
-              <w:t xml:space="preserve"> </w:t>
-            </w:r>
-            <w:r>
-              <w:rPr>
-                <w:spacing w:val="-2"/>
-                <w:sz w:val="36"/>
-              </w:rPr>
-              <w:t>Pernikahan</w:t>
+              <w:t>{END-FOR event}</w:t>
             </w:r>
           </w:p>
         </w:tc>
@@ -820,98 +726,6 @@
                 <w:sz w:val="36"/>
               </w:rPr>
             </w:pPr>
-            <w:r>
-              <w:rPr>
-                <w:sz w:val="36"/>
-              </w:rPr>
-              <w:t>Jam</w:t>
-            </w:r>
-            <w:r>
-              <w:rPr>
-                <w:spacing w:val="-2"/>
-                <w:sz w:val="36"/>
-              </w:rPr>
-              <w:t xml:space="preserve"> </w:t>
-            </w:r>
-            <w:r>
-              <w:rPr>
-                <w:sz w:val="36"/>
-              </w:rPr>
-              <w:t>{</w:t>
-            </w:r>
-            <w:r>
-              <w:rPr>
-                <w:sz w:val="36"/>
-              </w:rPr>
-              <w:t>event.</w:t>
-            </w:r>
-            <w:r>
-              <w:rPr>
-                <w:sz w:val="36"/>
-              </w:rPr>
-              <w:t>resepsi</w:t>
-            </w:r>
-            <w:r>
-              <w:rPr>
-                <w:sz w:val="36"/>
-              </w:rPr>
-              <w:t>.start</w:t>
-            </w:r>
-            <w:r>
-              <w:rPr>
-                <w:sz w:val="36"/>
-              </w:rPr>
-              <w:t>}</w:t>
-            </w:r>
-            <w:r>
-              <w:rPr>
-                <w:sz w:val="36"/>
-              </w:rPr>
-              <w:t xml:space="preserve"> – </w:t>
-            </w:r>
-            <w:r>
-              <w:rPr>
-                <w:sz w:val="36"/>
-              </w:rPr>
-              <w:t>{</w:t>
-            </w:r>
-            <w:r>
-              <w:rPr>
-                <w:sz w:val="36"/>
-              </w:rPr>
-              <w:t>event.</w:t>
-            </w:r>
-            <w:r>
-              <w:rPr>
-                <w:sz w:val="36"/>
-              </w:rPr>
-              <w:t>resepsi</w:t>
-            </w:r>
-            <w:r>
-              <w:rPr>
-                <w:sz w:val="36"/>
-              </w:rPr>
-              <w:t>.end</w:t>
-            </w:r>
-            <w:r>
-              <w:rPr>
-                <w:sz w:val="36"/>
-              </w:rPr>
-              <w:t>}</w:t>
-            </w:r>
-            <w:r>
-              <w:rPr>
-                <w:sz w:val="36"/>
-              </w:rPr>
-              <w:t xml:space="preserve"> </w:t>
-            </w:r>
-            <w:r>
-              <w:rPr>
-                <w:spacing w:val="-5"/>
-                <w:sz w:val="36"/>
-              </w:rPr>
-              <w:t>WIB</w:t>
-            </w:r>
           </w:p>
         </w:tc>
       </w:tr>
@@ -1852,7 +1666,7 @@
                     <w:t>bridesibling</w:t>
                   </w:r>
                   <w:r>
-                    <w:t>.text2}   {</w:t>
+                    <w:t>.text2}{</w:t>
                   </w:r>
                   <w:r>
                     <w:t>$</w:t>
@@ -2171,7 +1985,7 @@
                       <w:spacing w:val="-2"/>
                       <w:sz w:val="24"/>
                     </w:rPr>
-                    <w:t>Wanita</w:t>
+                    <w:t>Pria</w:t>
                   </w:r>
                 </w:p>
               </w:tc>
@@ -2641,7 +2455,7 @@
                     <w:t>groomsibling</w:t>
                   </w:r>
                   <w:r>
-                    <w:t>.text2}   {</w:t>
+                    <w:t>.text2}{</w:t>
                   </w:r>
                   <w:r>
                     <w:t>$</w:t>
@@ -3388,6 +3202,7 @@
   <w:style w:type="character" w:default="1" w:styleId="DefaultParagraphFont">
     <w:name w:val="Default Paragraph Font"/>
     <w:uiPriority w:val="1"/>
+    <w:semiHidden/>
     <w:unhideWhenUsed/>
   </w:style>
   <w:style w:type="table" w:default="1" w:styleId="TableNormal">
